--- a/Cover_Letter.docx
+++ b/Cover_Letter.docx
@@ -60,7 +60,7 @@
     </w:p>
     <w:p>
       <w:r>
-        <w:t>Qin Zhang</w:t>
+        <w:t>Chuyun Chen</w:t>
       </w:r>
     </w:p>
     <w:p>
